--- a/public/assets/template/docx/surat_izin_orangtua_n5_473.docx
+++ b/public/assets/template/docx/surat_izin_orangtua_n5_473.docx
@@ -85,7 +85,7 @@
         </w:numPr>
       </w:pPr>
       <w:r>
-        <w:t xml:space="preserve">1. Nama lengkap dan alias : $AYAH_NAMA</w:t>
+        <w:t xml:space="preserve">1. Nama lengkap dan alias : ${AYAH_NAMA}</w:t>
       </w:r>
     </w:p>
     <w:p>
@@ -96,7 +96,7 @@
         </w:numPr>
       </w:pPr>
       <w:r>
-        <w:t xml:space="preserve">Bin : $AYAH_NAMA_AYAH</w:t>
+        <w:t xml:space="preserve">Bin : ${AYAH_NAMA_AYAH}</w:t>
       </w:r>
     </w:p>
     <w:p>
@@ -107,7 +107,7 @@
         </w:numPr>
       </w:pPr>
       <w:r>
-        <w:t xml:space="preserve">Nomor Induk Kependudukan : $AYAH_NIK</w:t>
+        <w:t xml:space="preserve">Nomor Induk Kependudukan : ${AYAH_NIK}</w:t>
       </w:r>
     </w:p>
     <w:p>
@@ -118,7 +118,7 @@
         </w:numPr>
       </w:pPr>
       <w:r>
-        <w:t xml:space="preserve">Tempat dan tanggal lahir : $AYAH_TTL</w:t>
+        <w:t xml:space="preserve">Tempat dan tanggal lahir : ${AYAH_TTL}</w:t>
       </w:r>
     </w:p>
     <w:p>
@@ -129,7 +129,7 @@
         </w:numPr>
       </w:pPr>
       <w:r>
-        <w:t xml:space="preserve">Warganegara : $AYAH_WARGA_NEGARA</w:t>
+        <w:t xml:space="preserve">Warganegara : ${AYAH_WARGA_NEGARA}</w:t>
       </w:r>
     </w:p>
     <w:p>
@@ -140,7 +140,7 @@
         </w:numPr>
       </w:pPr>
       <w:r>
-        <w:t xml:space="preserve">Agama : $AYAH_AGAMA</w:t>
+        <w:t xml:space="preserve">Agama : ${AYAH_AGAMA}</w:t>
       </w:r>
     </w:p>
     <w:p>
@@ -151,7 +151,7 @@
         </w:numPr>
       </w:pPr>
       <w:r>
-        <w:t xml:space="preserve">Pekerjaan : $AYAH_PEKERJAAN</w:t>
+        <w:t xml:space="preserve">Pekerjaan : ${AYAH_PEKERJAAN}</w:t>
       </w:r>
     </w:p>
     <w:p>
@@ -162,7 +162,7 @@
         </w:numPr>
       </w:pPr>
       <w:r>
-        <w:t xml:space="preserve">Tempat tinggal : $AYAH_ALAMAT, $NAMA_DES, $NAMA_KEC, $NAMA_KAB</w:t>
+        <w:t xml:space="preserve">Tempat tinggal : ${AYAH_ALAMAT}, ${NAMA_DES}, ${NAMA_KEC}, ${NAMA_KAB}</w:t>
       </w:r>
     </w:p>
     <w:p>
@@ -173,7 +173,7 @@
         </w:numPr>
       </w:pPr>
       <w:r>
-        <w:t xml:space="preserve">1. Nama lengkap dan alias : $IBU_NAMA</w:t>
+        <w:t xml:space="preserve">1. Nama lengkap dan alias : ${IBU_NAMA}</w:t>
       </w:r>
     </w:p>
     <w:p>
@@ -184,7 +184,7 @@
         </w:numPr>
       </w:pPr>
       <w:r>
-        <w:t xml:space="preserve">Binti : $IBU_NAMA_AYAH</w:t>
+        <w:t xml:space="preserve">Binti : ${IBU_NAMA_AYAH}</w:t>
       </w:r>
     </w:p>
     <w:p>
@@ -195,7 +195,7 @@
         </w:numPr>
       </w:pPr>
       <w:r>
-        <w:t xml:space="preserve">Nomor Induk Kependudukan : $IBU_NIK</w:t>
+        <w:t xml:space="preserve">Nomor Induk Kependudukan : ${IBU_NIK}</w:t>
       </w:r>
     </w:p>
     <w:p>
@@ -206,7 +206,7 @@
         </w:numPr>
       </w:pPr>
       <w:r>
-        <w:t xml:space="preserve">Tempat dan tanggal lahir : $IBU_TTL</w:t>
+        <w:t xml:space="preserve">Tempat dan tanggal lahir : ${IBU_TTL}</w:t>
       </w:r>
     </w:p>
     <w:p>
@@ -217,7 +217,7 @@
         </w:numPr>
       </w:pPr>
       <w:r>
-        <w:t xml:space="preserve">Warganegara : $IBU_WARGA_NEGARA</w:t>
+        <w:t xml:space="preserve">Warganegara : ${IBU_WARGA_NEGARA}</w:t>
       </w:r>
     </w:p>
     <w:p>
@@ -228,7 +228,7 @@
         </w:numPr>
       </w:pPr>
       <w:r>
-        <w:t xml:space="preserve">Agama : $IBU_AGAMA</w:t>
+        <w:t xml:space="preserve">Agama : ${IBU_AGAMA}</w:t>
       </w:r>
     </w:p>
     <w:p>
@@ -239,7 +239,7 @@
         </w:numPr>
       </w:pPr>
       <w:r>
-        <w:t xml:space="preserve">Pekerjaan : $IBU_PEKERJAAN</w:t>
+        <w:t xml:space="preserve">Pekerjaan : ${IBU_PEKERJAAN}</w:t>
       </w:r>
     </w:p>
     <w:p>
@@ -250,7 +250,7 @@
         </w:numPr>
       </w:pPr>
       <w:r>
-        <w:t xml:space="preserve">Tempat tinggal : $IBU_ALAMAT, $NAMA_DES, $NAMA_KEC, $NAMA_KAB</w:t>
+        <w:t xml:space="preserve">Tempat tinggal : ${IBU_ALAMAT}, ${NAMA_DES}, ${NAMA_KEC}, ${NAMA_KAB}</w:t>
       </w:r>
     </w:p>
     <w:p>
@@ -269,7 +269,7 @@
         </w:numPr>
       </w:pPr>
       <w:r>
-        <w:t xml:space="preserve">Nama lengkap dan alias : $NAMA</w:t>
+        <w:t xml:space="preserve">Nama lengkap dan alias : ${NAMA}</w:t>
       </w:r>
     </w:p>
     <w:p>
@@ -280,7 +280,7 @@
         </w:numPr>
       </w:pPr>
       <w:r>
-        <w:t xml:space="preserve">Bin/Binti : $NAMA_AYAH</w:t>
+        <w:t xml:space="preserve">Bin/Binti : ${NAMA_AYAH}</w:t>
       </w:r>
     </w:p>
     <w:p>
@@ -291,7 +291,7 @@
         </w:numPr>
       </w:pPr>
       <w:r>
-        <w:t xml:space="preserve">Nomor Induk Kependudukan : $NIK</w:t>
+        <w:t xml:space="preserve">Nomor Induk Kependudukan : ${NIK}</w:t>
       </w:r>
     </w:p>
     <w:p>
@@ -302,7 +302,7 @@
         </w:numPr>
       </w:pPr>
       <w:r>
-        <w:t xml:space="preserve">Tempat dan tanggal lahir : $TTL</w:t>
+        <w:t xml:space="preserve">Tempat dan tanggal lahir : ${TTL}</w:t>
       </w:r>
     </w:p>
     <w:p>
@@ -313,7 +313,7 @@
         </w:numPr>
       </w:pPr>
       <w:r>
-        <w:t xml:space="preserve">Warganegara : $WARGA_NEGARA</w:t>
+        <w:t xml:space="preserve">Warganegara : ${WARGA_NEGARA}</w:t>
       </w:r>
     </w:p>
     <w:p>
@@ -324,7 +324,7 @@
         </w:numPr>
       </w:pPr>
       <w:r>
-        <w:t xml:space="preserve">Agama : $AGAMA</w:t>
+        <w:t xml:space="preserve">Agama : ${AGAMA}</w:t>
       </w:r>
     </w:p>
     <w:p>
@@ -335,7 +335,7 @@
         </w:numPr>
       </w:pPr>
       <w:r>
-        <w:t xml:space="preserve">Pekerjaan : $PEKERJAAN</w:t>
+        <w:t xml:space="preserve">Pekerjaan : ${PEKERJAAN}</w:t>
       </w:r>
     </w:p>
     <w:p>
@@ -346,7 +346,7 @@
         </w:numPr>
       </w:pPr>
       <w:r>
-        <w:t xml:space="preserve">Tempat tinggal : $ALAMAT, $NAMA_DES, $NAMA_KEC, $NAMA_KAB</w:t>
+        <w:t xml:space="preserve">Tempat tinggal : ${ALAMAT}, ${NAMA_DES}, ${NAMA_KEC}, ${NAMA_KAB}</w:t>
       </w:r>
     </w:p>
     <w:p>
@@ -365,7 +365,7 @@
         </w:numPr>
       </w:pPr>
       <w:r>
-        <w:t xml:space="preserve">Nama lengkapdan alias : $NAMA_CALON</w:t>
+        <w:t xml:space="preserve">Nama lengkapdan alias : ${NAMA_CALON}</w:t>
       </w:r>
     </w:p>
     <w:p>
@@ -376,7 +376,7 @@
         </w:numPr>
       </w:pPr>
       <w:r>
-        <w:t xml:space="preserve">Bin/Binti : $BINTI</w:t>
+        <w:t xml:space="preserve">Bin/Binti : ${BINTI}</w:t>
       </w:r>
     </w:p>
     <w:p>
@@ -387,7 +387,7 @@
         </w:numPr>
       </w:pPr>
       <w:r>
-        <w:t xml:space="preserve">Nomor Induk Kependudukan : $NIK_CALON</w:t>
+        <w:t xml:space="preserve">Nomor Induk Kependudukan : ${NIK_CALON}</w:t>
       </w:r>
     </w:p>
     <w:p>
@@ -398,7 +398,7 @@
         </w:numPr>
       </w:pPr>
       <w:r>
-        <w:t xml:space="preserve">Tempat dan tanggal lahir : $TPT_LAHIR_CALON, $TGL_LAHIR_CALON</w:t>
+        <w:t xml:space="preserve">Tempat dan tanggal lahir : ${TPT_LAHIR_CALON}, ${TGL_LAHIR_CALON}</w:t>
       </w:r>
     </w:p>
     <w:p>
@@ -409,7 +409,7 @@
         </w:numPr>
       </w:pPr>
       <w:r>
-        <w:t xml:space="preserve">Warganegara : $WARGA_NEGARA_CALON</w:t>
+        <w:t xml:space="preserve">Warganegara : ${WARGA_NEGARA_CALON}</w:t>
       </w:r>
     </w:p>
     <w:p>
@@ -420,7 +420,7 @@
         </w:numPr>
       </w:pPr>
       <w:r>
-        <w:t xml:space="preserve">Agama : $AGAMA_CALON</w:t>
+        <w:t xml:space="preserve">Agama : ${AGAMA_CALON}</w:t>
       </w:r>
     </w:p>
     <w:p>
@@ -431,7 +431,7 @@
         </w:numPr>
       </w:pPr>
       <w:r>
-        <w:t xml:space="preserve">Pekerjaan : $KERJA_CALON</w:t>
+        <w:t xml:space="preserve">Pekerjaan : ${KERJA_CALON}</w:t>
       </w:r>
     </w:p>
     <w:p>
@@ -442,7 +442,7 @@
         </w:numPr>
       </w:pPr>
       <w:r>
-        <w:t xml:space="preserve">Tempat tinggal : $ALAMAT_CALON</w:t>
+        <w:t xml:space="preserve">Tempat tinggal : ${ALAMAT_CALON}</w:t>
       </w:r>
     </w:p>
     <w:p>
@@ -458,7 +458,7 @@
         <w:pStyle w:val="BodyText"/>
       </w:pPr>
       <w:r>
-        <w:t xml:space="preserve">$NAMA_DES, $TGL_SURAT</w:t>
+        <w:t xml:space="preserve">${NAMA_DES}, ${TGL_SURAT}</w:t>
       </w:r>
     </w:p>
     <w:p>
@@ -474,7 +474,7 @@
         <w:pStyle w:val="BodyText"/>
       </w:pPr>
       <w:r>
-        <w:t xml:space="preserve">$AYAH_NAMA $IBU_NAMA</w:t>
+        <w:t xml:space="preserve">${AYAH_NAMA} ${IBU_NAMA}</w:t>
       </w:r>
     </w:p>
     <w:sectPr>
